--- a/docs/SESSION_COMMANDS.docx
+++ b/docs/SESSION_COMMANDS.docx
@@ -1324,7 +1324,7 @@
     </w:p>
     <w:p>
       <w:r>
-        <w:t>The image, visibility settings, owner only:</w:t>
+        <w:t>The image, visibility settings, owner only. If this one does not load, open the package page above and click Package settings:</w:t>
       </w:r>
     </w:p>
     <w:p>
